--- a/templates/pilot/SRC-SKIN-CAREPATH-PREAUTH-20.docx
+++ b/templates/pilot/SRC-SKIN-CAREPATH-PREAUTH-20.docx
@@ -22072,6 +22072,9 @@
               <w:rtl w:val="0"/>
             </w:rPr>
           </w:r>
+          <w:r>
+            <w:t xml:space="preserve">{patientName}</w:t>
+          </w:r>
         </w:p>
       </w:tc>
     </w:tr>
@@ -22155,6 +22158,9 @@
             <w:rPr>
               <w:rtl w:val="0"/>
             </w:rPr>
+          </w:r>
+          <w:r>
+            <w:t xml:space="preserve">{dob}</w:t>
           </w:r>
         </w:p>
       </w:tc>
@@ -22240,6 +22246,9 @@
               <w:rtl w:val="0"/>
             </w:rPr>
           </w:r>
+          <w:r>
+            <w:t xml:space="preserve">{mrn}</w:t>
+          </w:r>
         </w:p>
       </w:tc>
     </w:tr>
@@ -22322,6 +22331,9 @@
             <w:rPr>
               <w:rtl w:val="0"/>
             </w:rPr>
+          </w:r>
+          <w:r>
+            <w:t xml:space="preserve">{diagnosis}</w:t>
           </w:r>
         </w:p>
       </w:tc>
